--- a/Результаты/Лабораторная_08_Коэффициент_мощности_PFC.docx
+++ b/Результаты/Лабораторная_08_Коэффициент_мощности_PFC.docx
@@ -39,7 +39,20 @@
         <w:pStyle w:val="Heading2"/>
       </w:pPr>
       <w:r>
-        <w:t>Инструменты</w:t>
+        <w:t>Теория и расчёт (до симуляции)</w:t>
+      </w:r>
+    </w:p>
+    <w:p>
+      <w:pPr>
+        <w:spacing w:after="0" w:before="0"/>
+        <w:ind w:left="240"/>
+      </w:pPr>
+      <w:r>
+        <w:rPr>
+          <w:rFonts w:ascii="Consolas" w:hAnsi="Consolas"/>
+          <w:sz w:val="20"/>
+        </w:rPr>
+        <w:t>PF = k_иск·cos φ₁,   k_иск = 1/√(1 + THD²)</w:t>
       </w:r>
     </w:p>
     <w:p>
@@ -47,7 +60,29 @@
         <w:pStyle w:val="ListBullet"/>
       </w:pPr>
       <w:r>
-        <w:t>MATLAB/Simulink (FFT Analysis в Powergui) — предпочтительно.</w:t>
+        <w:t xml:space="preserve">Выпрямитель + C: ожидаем </w:t>
+      </w:r>
+      <w:r>
+        <w:rPr>
+          <w:rFonts w:ascii="Consolas" w:hAnsi="Consolas"/>
+          <w:color w:val="C03030"/>
+          <w:sz w:val="20"/>
+        </w:rPr>
+        <w:t>THD ≈ 80…120%</w:t>
+      </w:r>
+      <w:r>
+        <w:t xml:space="preserve"> → </w:t>
+      </w:r>
+      <w:r>
+        <w:rPr>
+          <w:rFonts w:ascii="Consolas" w:hAnsi="Consolas"/>
+          <w:color w:val="C03030"/>
+          <w:sz w:val="20"/>
+        </w:rPr>
+        <w:t>PF ≈ 0.5…0.7</w:t>
+      </w:r>
+      <w:r>
+        <w:t>.</w:t>
       </w:r>
     </w:p>
     <w:p>
@@ -55,7 +90,34 @@
         <w:pStyle w:val="ListBullet"/>
       </w:pPr>
       <w:r>
-        <w:t>LTspice (.four для спектра).</w:t>
+        <w:t xml:space="preserve">С PFC: </w:t>
+      </w:r>
+      <w:r>
+        <w:rPr>
+          <w:rFonts w:ascii="Consolas" w:hAnsi="Consolas"/>
+          <w:color w:val="C03030"/>
+          <w:sz w:val="20"/>
+        </w:rPr>
+        <w:t>THD &lt; 5%</w:t>
+      </w:r>
+      <w:r>
+        <w:t xml:space="preserve"> → </w:t>
+      </w:r>
+      <w:r>
+        <w:rPr>
+          <w:rFonts w:ascii="Consolas" w:hAnsi="Consolas"/>
+          <w:color w:val="C03030"/>
+          <w:sz w:val="20"/>
+        </w:rPr>
+        <w:t>PF ≈ 0.99</w:t>
+      </w:r>
+      <w:r>
+        <w:t>.</w:t>
+      </w:r>
+    </w:p>
+    <w:p>
+      <w:r>
+        <w:t>────────────────────────────────────────</w:t>
       </w:r>
     </w:p>
     <w:p>
@@ -63,7 +125,15 @@
         <w:pStyle w:val="Heading2"/>
       </w:pPr>
       <w:r>
-        <w:t>Задание</w:t>
+        <w:t>Часть A. Выпрямитель с C-фильтром (Simulink)</w:t>
+      </w:r>
+    </w:p>
+    <w:p>
+      <w:pPr>
+        <w:pStyle w:val="Heading3"/>
+      </w:pPr>
+      <w:r>
+        <w:t>A1. Схема</w:t>
       </w:r>
     </w:p>
     <w:p>
@@ -71,7 +141,15 @@
         <w:pStyle w:val="ListNumber"/>
       </w:pPr>
       <w:r>
-        <w:t>Соберите однофазный мост + C-фильтр (из ЛР-07). Снимите ток сети i_с(t).</w:t>
+        <w:rPr>
+          <w:rFonts w:ascii="Consolas" w:hAnsi="Consolas"/>
+          <w:color w:val="C03030"/>
+          <w:sz w:val="20"/>
+        </w:rPr>
+        <w:t>AC Voltage Source</w:t>
+      </w:r>
+      <w:r>
+        <w:t>: 311 В, 50 Гц.</w:t>
       </w:r>
     </w:p>
     <w:p>
@@ -79,7 +157,15 @@
         <w:pStyle w:val="ListNumber"/>
       </w:pPr>
       <w:r>
-        <w:t>Выполните FFT-анализ тока: измерьте THD, амплитуды гармоник, PF.</w:t>
+        <w:rPr>
+          <w:rFonts w:ascii="Consolas" w:hAnsi="Consolas"/>
+          <w:color w:val="C03030"/>
+          <w:sz w:val="20"/>
+        </w:rPr>
+        <w:t>Universal Bridge</w:t>
+      </w:r>
+      <w:r>
+        <w:t xml:space="preserve"> (Diodes, arms = 2).</w:t>
       </w:r>
     </w:p>
     <w:p>
@@ -87,16 +173,26 @@
         <w:pStyle w:val="ListNumber"/>
       </w:pPr>
       <w:r>
-        <w:t xml:space="preserve">Соберите </w:t>
+        <w:rPr>
+          <w:rFonts w:ascii="Consolas" w:hAnsi="Consolas"/>
+          <w:color w:val="C03030"/>
+          <w:sz w:val="20"/>
+        </w:rPr>
+        <w:t>C = 470 мкФ</w:t>
+      </w:r>
+      <w:r>
+        <w:t xml:space="preserve"> + нагрузка </w:t>
       </w:r>
       <w:r>
         <w:rPr>
-          <w:b/>
+          <w:rFonts w:ascii="Consolas" w:hAnsi="Consolas"/>
+          <w:color w:val="C03030"/>
+          <w:sz w:val="20"/>
         </w:rPr>
-        <w:t>Boost-PFC</w:t>
+        <w:t>R = 200 Ом</w:t>
       </w:r>
       <w:r>
-        <w:t>: мост → Boost-каскад с управлением током по форме напряжения сети (average current mode).</w:t>
+        <w:t>.</w:t>
       </w:r>
     </w:p>
     <w:p>
@@ -104,7 +200,37 @@
         <w:pStyle w:val="ListNumber"/>
       </w:pPr>
       <w:r>
-        <w:t>Снимите i_с(t) после PFC, выполните FFT, измерьте THD и PF.</w:t>
+        <w:t xml:space="preserve">Измеритель тока сети </w:t>
+      </w:r>
+      <w:r>
+        <w:rPr>
+          <w:rFonts w:ascii="Consolas" w:hAnsi="Consolas"/>
+          <w:color w:val="C03030"/>
+          <w:sz w:val="20"/>
+        </w:rPr>
+        <w:t>i_с</w:t>
+      </w:r>
+      <w:r>
+        <w:t xml:space="preserve"> → в </w:t>
+      </w:r>
+      <w:r>
+        <w:rPr>
+          <w:rFonts w:ascii="Consolas" w:hAnsi="Consolas"/>
+          <w:color w:val="C03030"/>
+          <w:sz w:val="20"/>
+        </w:rPr>
+        <w:t>powergui</w:t>
+      </w:r>
+      <w:r>
+        <w:t>.</w:t>
+      </w:r>
+    </w:p>
+    <w:p>
+      <w:pPr>
+        <w:pStyle w:val="Heading3"/>
+      </w:pPr>
+      <w:r>
+        <w:t>A2. FFT-анализ</w:t>
       </w:r>
     </w:p>
     <w:p>
@@ -112,7 +238,77 @@
         <w:pStyle w:val="ListNumber"/>
       </w:pPr>
       <w:r>
-        <w:t>Сравните спектры «до» и «после» PFC.</w:t>
+        <w:rPr>
+          <w:rFonts w:ascii="Consolas" w:hAnsi="Consolas"/>
+          <w:color w:val="C03030"/>
+          <w:sz w:val="20"/>
+        </w:rPr>
+        <w:t>powergui → FFT Analysis</w:t>
+      </w:r>
+      <w:r>
+        <w:t>. Сигнал — ток сети.</w:t>
+      </w:r>
+    </w:p>
+    <w:p>
+      <w:pPr>
+        <w:pStyle w:val="ListNumber"/>
+      </w:pPr>
+      <w:r>
+        <w:t>Fundamental = 50 Гц, диапазон до 2 кГц.</w:t>
+      </w:r>
+    </w:p>
+    <w:p>
+      <w:pPr>
+        <w:pStyle w:val="ListNumber"/>
+      </w:pPr>
+      <w:r>
+        <w:t xml:space="preserve">Зафиксируйте </w:t>
+      </w:r>
+      <w:r>
+        <w:rPr>
+          <w:rFonts w:ascii="Consolas" w:hAnsi="Consolas"/>
+          <w:color w:val="C03030"/>
+          <w:sz w:val="20"/>
+        </w:rPr>
+        <w:t>THD</w:t>
+      </w:r>
+      <w:r>
+        <w:t>, амплитуды 3, 5, 7-й гармоник.</w:t>
+      </w:r>
+    </w:p>
+    <w:p>
+      <w:pPr>
+        <w:pStyle w:val="ListNumber"/>
+      </w:pPr>
+      <w:r>
+        <w:t xml:space="preserve">Вычислите </w:t>
+      </w:r>
+      <w:r>
+        <w:rPr>
+          <w:rFonts w:ascii="Consolas" w:hAnsi="Consolas"/>
+          <w:color w:val="C03030"/>
+          <w:sz w:val="20"/>
+        </w:rPr>
+        <w:t>PF</w:t>
+      </w:r>
+      <w:r>
+        <w:t xml:space="preserve"> (через измеренные P и S или блок </w:t>
+      </w:r>
+      <w:r>
+        <w:rPr>
+          <w:rFonts w:ascii="Consolas" w:hAnsi="Consolas"/>
+          <w:color w:val="C03030"/>
+          <w:sz w:val="20"/>
+        </w:rPr>
+        <w:t>Power (3ph instantaneous)</w:t>
+      </w:r>
+      <w:r>
+        <w:t>).</w:t>
+      </w:r>
+    </w:p>
+    <w:p>
+      <w:r>
+        <w:t>────────────────────────────────────────</w:t>
       </w:r>
     </w:p>
     <w:p>
@@ -120,7 +316,226 @@
         <w:pStyle w:val="Heading2"/>
       </w:pPr>
       <w:r>
-        <w:t>Расчётная часть</w:t>
+        <w:t>Часть B. Активный Boost-PFC (Simulink)</w:t>
+      </w:r>
+    </w:p>
+    <w:p>
+      <w:pPr>
+        <w:pStyle w:val="Heading3"/>
+      </w:pPr>
+      <w:r>
+        <w:t>B1. Силовая часть</w:t>
+      </w:r>
+    </w:p>
+    <w:p>
+      <w:pPr>
+        <w:pStyle w:val="ListNumber"/>
+      </w:pPr>
+      <w:r>
+        <w:t xml:space="preserve">Диодный мост → дроссель PFC </w:t>
+      </w:r>
+      <w:r>
+        <w:rPr>
+          <w:rFonts w:ascii="Consolas" w:hAnsi="Consolas"/>
+          <w:color w:val="C03030"/>
+          <w:sz w:val="20"/>
+        </w:rPr>
+        <w:t>L = 1 мГн</w:t>
+      </w:r>
+      <w:r>
+        <w:t xml:space="preserve"> → ключ (MOSFET/IGBT) на землю → диод → выходной </w:t>
+      </w:r>
+      <w:r>
+        <w:rPr>
+          <w:rFonts w:ascii="Consolas" w:hAnsi="Consolas"/>
+          <w:color w:val="C03030"/>
+          <w:sz w:val="20"/>
+        </w:rPr>
+        <w:t>C = 470 мкФ</w:t>
+      </w:r>
+      <w:r>
+        <w:t>.</w:t>
+      </w:r>
+    </w:p>
+    <w:p>
+      <w:pPr>
+        <w:pStyle w:val="ListNumber"/>
+      </w:pPr>
+      <w:r>
+        <w:t xml:space="preserve">Выходное напряжение задаём </w:t>
+      </w:r>
+      <w:r>
+        <w:rPr>
+          <w:rFonts w:ascii="Consolas" w:hAnsi="Consolas"/>
+          <w:color w:val="C03030"/>
+          <w:sz w:val="20"/>
+        </w:rPr>
+        <w:t>U_вых = 400 В</w:t>
+      </w:r>
+      <w:r>
+        <w:t xml:space="preserve"> (выше пика сети 311 В).</w:t>
+      </w:r>
+    </w:p>
+    <w:p>
+      <w:pPr>
+        <w:pStyle w:val="ListNumber"/>
+      </w:pPr>
+      <w:r>
+        <w:t xml:space="preserve">Нагрузка </w:t>
+      </w:r>
+      <w:r>
+        <w:rPr>
+          <w:rFonts w:ascii="Consolas" w:hAnsi="Consolas"/>
+          <w:color w:val="C03030"/>
+          <w:sz w:val="20"/>
+        </w:rPr>
+        <w:t>R = 320 Ом</w:t>
+      </w:r>
+      <w:r>
+        <w:t xml:space="preserve"> (≈ 500 Вт).</w:t>
+      </w:r>
+    </w:p>
+    <w:p>
+      <w:pPr>
+        <w:pStyle w:val="Heading3"/>
+      </w:pPr>
+      <w:r>
+        <w:t>B2. Управление (average current mode)</w:t>
+      </w:r>
+    </w:p>
+    <w:p>
+      <w:pPr>
+        <w:pStyle w:val="ListNumber"/>
+      </w:pPr>
+      <w:r>
+        <w:t xml:space="preserve">Внешний контур: ПИ-регулятор по </w:t>
+      </w:r>
+      <w:r>
+        <w:rPr>
+          <w:rFonts w:ascii="Consolas" w:hAnsi="Consolas"/>
+          <w:color w:val="C03030"/>
+          <w:sz w:val="20"/>
+        </w:rPr>
+        <w:t>U_вых</w:t>
+      </w:r>
+      <w:r>
+        <w:t xml:space="preserve"> (опора 400 В) задаёт амплитуду тока.</w:t>
+      </w:r>
+    </w:p>
+    <w:p>
+      <w:pPr>
+        <w:pStyle w:val="ListNumber"/>
+      </w:pPr>
+      <w:r>
+        <w:t xml:space="preserve">Опорный ток = выход регулятора × форма </w:t>
+      </w:r>
+      <w:r>
+        <w:rPr>
+          <w:rFonts w:ascii="Consolas" w:hAnsi="Consolas"/>
+          <w:color w:val="C03030"/>
+          <w:sz w:val="20"/>
+        </w:rPr>
+        <w:t>|sin|</w:t>
+      </w:r>
+      <w:r>
+        <w:t xml:space="preserve"> выпрямленного напряжения.</w:t>
+      </w:r>
+    </w:p>
+    <w:p>
+      <w:pPr>
+        <w:pStyle w:val="ListNumber"/>
+      </w:pPr>
+      <w:r>
+        <w:t>Внутренний контур тока: ПИ → ШИМ-компаратор (несущая 20–50 кГц).</w:t>
+      </w:r>
+    </w:p>
+    <w:p>
+      <w:pPr>
+        <w:pStyle w:val="ListNumber"/>
+      </w:pPr>
+      <w:r>
+        <w:t xml:space="preserve">Используйте готовый пример </w:t>
+      </w:r>
+      <w:r>
+        <w:rPr>
+          <w:rFonts w:ascii="Consolas" w:hAnsi="Consolas"/>
+          <w:color w:val="C03030"/>
+          <w:sz w:val="20"/>
+        </w:rPr>
+        <w:t>power_PFC</w:t>
+      </w:r>
+      <w:r>
+        <w:t xml:space="preserve"> из библиотеки Simscape как основу.</w:t>
+      </w:r>
+    </w:p>
+    <w:p>
+      <w:pPr>
+        <w:pStyle w:val="Heading3"/>
+      </w:pPr>
+      <w:r>
+        <w:t>B3. Измерения</w:t>
+      </w:r>
+    </w:p>
+    <w:p>
+      <w:pPr>
+        <w:pStyle w:val="ListNumber"/>
+      </w:pPr>
+      <w:r>
+        <w:t xml:space="preserve">Снимите </w:t>
+      </w:r>
+      <w:r>
+        <w:rPr>
+          <w:rFonts w:ascii="Consolas" w:hAnsi="Consolas"/>
+          <w:color w:val="C03030"/>
+          <w:sz w:val="20"/>
+        </w:rPr>
+        <w:t>i_с(t)</w:t>
+      </w:r>
+      <w:r>
+        <w:t xml:space="preserve"> — должна стать синусоидой в фазе с напряжением.</w:t>
+      </w:r>
+    </w:p>
+    <w:p>
+      <w:pPr>
+        <w:pStyle w:val="ListNumber"/>
+      </w:pPr>
+      <w:r>
+        <w:t xml:space="preserve">FFT тока: измерьте </w:t>
+      </w:r>
+      <w:r>
+        <w:rPr>
+          <w:rFonts w:ascii="Consolas" w:hAnsi="Consolas"/>
+          <w:color w:val="C03030"/>
+          <w:sz w:val="20"/>
+        </w:rPr>
+        <w:t>THD</w:t>
+      </w:r>
+      <w:r>
+        <w:t xml:space="preserve"> и </w:t>
+      </w:r>
+      <w:r>
+        <w:rPr>
+          <w:rFonts w:ascii="Consolas" w:hAnsi="Consolas"/>
+          <w:color w:val="C03030"/>
+          <w:sz w:val="20"/>
+        </w:rPr>
+        <w:t>PF</w:t>
+      </w:r>
+      <w:r>
+        <w:t>.</w:t>
+      </w:r>
+    </w:p>
+    <w:p>
+      <w:r>
+        <w:t>────────────────────────────────────────</w:t>
+      </w:r>
+    </w:p>
+    <w:p>
+      <w:pPr>
+        <w:pStyle w:val="Heading2"/>
+      </w:pPr>
+      <w:r>
+        <w:t>Таблица результатов</w:t>
       </w:r>
     </w:p>
     <w:p>
@@ -174,7 +589,7 @@
         <w:pStyle w:val="ListNumber"/>
       </w:pPr>
       <w:r>
-        <w:t>Как контур тока PFC формирует синусоидальный ток?</w:t>
+        <w:t>Как контур тома PFC формирует синусоидальный ток?</w:t>
       </w:r>
     </w:p>
     <w:p>
@@ -182,7 +597,26 @@
         <w:pStyle w:val="ListNumber"/>
       </w:pPr>
       <w:r>
-        <w:t>Почему выходное напряжение PFC выбирают выше амплитуды сети?</w:t>
+        <w:t>Почему U_вых PFC выбирают выше амплитуды сети?</w:t>
+      </w:r>
+    </w:p>
+    <w:p>
+      <w:pPr>
+        <w:pStyle w:val="ListNumber"/>
+      </w:pPr>
+      <w:r>
+        <w:t xml:space="preserve">Почему </w:t>
+      </w:r>
+      <w:r>
+        <w:rPr>
+          <w:rFonts w:ascii="Consolas" w:hAnsi="Consolas"/>
+          <w:color w:val="C03030"/>
+          <w:sz w:val="20"/>
+        </w:rPr>
+        <w:t>cos φ</w:t>
+      </w:r>
+      <w:r>
+        <w:t xml:space="preserve"> не равен PF при несинусоидальном токе?</w:t>
       </w:r>
     </w:p>
     <w:p>
@@ -195,7 +629,7 @@
     </w:p>
     <w:p>
       <w:r>
-        <w:t>Цель → схемы → спектры тока (до/после) → таблица THD/PF → выводы.</w:t>
+        <w:t>Цель → расчёт → схемы → спектры тока (до/после) → таблица THD/PF → выводы.</w:t>
       </w:r>
     </w:p>
     <w:sectPr>
